--- a/Tests/OOXMLSwiftTests/Fixtures/mdocx/03-tab-break-nbhyphen/tab-break-nbhyphen.normalized.docx
+++ b/Tests/OOXMLSwiftTests/Fixtures/mdocx/03-tab-break-nbhyphen/tab-break-nbhyphen.normalized.docx
@@ -4,30 +4,22 @@
   <w:body>
     <w:p>
       <w:r>
-        <w:t xml:space="preserve">Header</w:t>
-      </w:r>
-      <w:r>
+        <w:t>Header</w:t>
         <w:tab/>
       </w:r>
       <w:r>
-        <w:t xml:space="preserve">Right-aligned</w:t>
-      </w:r>
-      <w:r>
+        <w:t>Right-aligned</w:t>
         <w:br/>
       </w:r>
       <w:r>
-        <w:t xml:space="preserve">Continued</w:t>
-      </w:r>
-      <w:r>
+        <w:t>Continued</w:t>
         <w:noBreakHyphen/>
       </w:r>
       <w:r>
-        <w:t xml:space="preserve">tail</w:t>
+        <w:t>tail</w:t>
       </w:r>
     </w:p>
-    <w:sectPr>
-      <w:pgSz w:w="12240" w:h="15840"/>
-    </w:sectPr>
+    <w:sectPr/>
   </w:body>
 </w:document>
 </file>